--- a/CÔNG TY TNHH SẢN XUẤT LI XING/ThayDoiCSH_DDPL/HoSo2_ThayDoiDDPL_MauSo13.docx
+++ b/CÔNG TY TNHH SẢN XUẤT LI XING/ThayDoiCSH_DDPL/HoSo2_ThayDoiDDPL_MauSo13.docx
@@ -82,7 +82,7 @@
                 <w:szCs w:val="26"/>
                 <w:lang w:val="vi-VN"/>
               </w:rPr>
-              <w:t>CÔNG TY TNHH FELIZ THỌ LẬP HOTEL</w:t>
+              <w:t>CÔNG TY TNHH SẢN XUẤT LI XING</w:t>
             </w:r>
             <w:r>
               <w:rPr>
@@ -375,7 +375,7 @@
                 <w:sz w:val="26"/>
                 <w:szCs w:val="26"/>
               </w:rPr>
-              <w:t>2</w:t>
+              <w:t>16</w:t>
             </w:r>
             <w:r>
               <w:rPr>
@@ -618,7 +618,7 @@
           <w:szCs w:val="26"/>
           <w:lang w:val="vi-VN"/>
         </w:rPr>
-        <w:t>CÔNG TY TNHH FELIZ THỌ LẬP HOTEL</w:t>
+        <w:t>CÔNG TY TNHH SẢN XUẤT LI XING</w:t>
       </w:r>
     </w:p>
     <w:p>
@@ -652,7 +652,7 @@
           <w:szCs w:val="26"/>
           <w:lang w:val="fr-FR" w:eastAsia="zh-CN"/>
         </w:rPr>
-        <w:t>3702874036</w:t>
+        <w:t>3702935793</w:t>
       </w:r>
     </w:p>
     <w:p>
@@ -1658,19 +1658,10 @@
                 <w:sz w:val="26"/>
                 <w:szCs w:val="26"/>
               </w:rPr>
-              <w:t>CHỦ TỊCH CÔNG TY/CHỦ TỊCH HỘI ĐỒNG THÀNH VIÊN/CHỦ TỊCH HỘI ĐỒNG QUẢN TRỊ/</w:t>
-            </w:r>
-            <w:r>
-              <w:rPr>
-                <w:rFonts w:ascii="Times New Roman" w:eastAsia="Times New Roman" w:hAnsi="Times New Roman" w:cs="Times New Roman"/>
-                <w:b/>
-                <w:spacing w:val="-10"/>
-                <w:sz w:val="26"/>
-                <w:szCs w:val="26"/>
-              </w:rPr>
-              <w:br/>
-              <w:t>NGƯỜI ĐƯỢC ỦY QUYỀN/NGƯỜI ĐẠI DIỆN</w:t>
-            </w:r>
+              <w:t>CHỦ TỊCH CÔNG TY</w:t>
+            </w:r>
+            <w:bookmarkStart w:id="2" w:name="_GoBack"/>
+            <w:bookmarkEnd w:id="2"/>
           </w:p>
           <w:p>
             <w:pPr>
@@ -1816,8 +1807,6 @@
         </w:rPr>
         <w:t>PHẠM THANH SƠN</w:t>
       </w:r>
-      <w:bookmarkStart w:id="2" w:name="_GoBack"/>
-      <w:bookmarkEnd w:id="2"/>
     </w:p>
     <w:sectPr>
       <w:headerReference w:type="default" r:id="rId7"/>

--- a/CÔNG TY TNHH SẢN XUẤT LI XING/ThayDoiCSH_DDPL/HoSo2_ThayDoiDDPL_MauSo13.docx
+++ b/CÔNG TY TNHH SẢN XUẤT LI XING/ThayDoiCSH_DDPL/HoSo2_ThayDoiDDPL_MauSo13.docx
@@ -700,7 +700,7 @@
           <w:sz w:val="28"/>
           <w:szCs w:val="28"/>
         </w:rPr>
-        <w:t>074200006764</w:t>
+        <w:t>084193008791</w:t>
       </w:r>
     </w:p>
     <w:p>
@@ -821,7 +821,7 @@
           <w:szCs w:val="26"/>
           <w:lang w:val="sv-SE"/>
         </w:rPr>
-        <w:t>PHẠM THANH SƠN</w:t>
+        <w:t>PENG, HUAQIONG</w:t>
       </w:r>
     </w:p>
     <w:p>
@@ -855,7 +855,7 @@
           <w:szCs w:val="26"/>
           <w:lang w:val="sv-SE"/>
         </w:rPr>
-        <w:t>23/01/2000</w:t>
+        <w:t>13/04/2000</w:t>
       </w:r>
     </w:p>
     <w:p>
@@ -897,7 +897,7 @@
           <w:sz w:val="26"/>
           <w:szCs w:val="26"/>
         </w:rPr>
-        <w:t>am</w:t>
+        <w:t>ữ</w:t>
       </w:r>
     </w:p>
     <w:p>
@@ -930,14 +930,6 @@
         </w:rPr>
         <w:t xml:space="preserve">Số định danh cá nhân: </w:t>
       </w:r>
-      <w:r>
-        <w:rPr>
-          <w:rFonts w:ascii="Times New Roman" w:eastAsia="Times New Roman" w:hAnsi="Times New Roman" w:cs="Times New Roman"/>
-          <w:sz w:val="28"/>
-          <w:szCs w:val="28"/>
-        </w:rPr>
-        <w:t>074200006764</w:t>
-      </w:r>
     </w:p>
     <w:bookmarkEnd w:id="1"/>
     <w:p>
@@ -1024,7 +1016,26 @@
           <w:sz w:val="28"/>
           <w:szCs w:val="28"/>
         </w:rPr>
-        <w:t xml:space="preserve">: </w:t>
+        <w:t>139 Đường Uyên Hưng 24, Khu phố 6</w:t>
+      </w:r>
+    </w:p>
+    <w:p>
+      <w:pPr>
+        <w:spacing w:after="120"/>
+        <w:ind w:firstLine="851"/>
+        <w:rPr>
+          <w:rFonts w:ascii="Times New Roman" w:eastAsia="Calibri" w:hAnsi="Times New Roman" w:cs="Times New Roman"/>
+          <w:sz w:val="28"/>
+          <w:szCs w:val="28"/>
+        </w:rPr>
+      </w:pPr>
+      <w:r>
+        <w:rPr>
+          <w:rFonts w:ascii="Times New Roman" w:eastAsia="Calibri" w:hAnsi="Times New Roman" w:cs="Times New Roman"/>
+          <w:sz w:val="28"/>
+          <w:szCs w:val="28"/>
+        </w:rPr>
+        <w:t xml:space="preserve">Xã/Phường/Đặc khu: </w:t>
       </w:r>
       <w:r>
         <w:rPr>
@@ -1032,42 +1043,7 @@
           <w:sz w:val="26"/>
           <w:szCs w:val="26"/>
         </w:rPr>
-        <w:t>Số Nhà 8/8, Bình Quới B</w:t>
-      </w:r>
-    </w:p>
-    <w:p>
-      <w:pPr>
-        <w:spacing w:after="120"/>
-        <w:ind w:firstLine="851"/>
-        <w:rPr>
-          <w:rFonts w:ascii="Times New Roman" w:eastAsia="Calibri" w:hAnsi="Times New Roman" w:cs="Times New Roman"/>
-          <w:sz w:val="28"/>
-          <w:szCs w:val="28"/>
-        </w:rPr>
-      </w:pPr>
-      <w:r>
-        <w:rPr>
-          <w:rFonts w:ascii="Times New Roman" w:eastAsia="Calibri" w:hAnsi="Times New Roman" w:cs="Times New Roman"/>
-          <w:sz w:val="28"/>
-          <w:szCs w:val="28"/>
-        </w:rPr>
-        <w:t xml:space="preserve">Xã/Phường/Đặc khu: </w:t>
-      </w:r>
-      <w:r>
-        <w:rPr>
-          <w:rFonts w:ascii="Times New Roman" w:hAnsi="Times New Roman" w:cs="Times New Roman"/>
-          <w:sz w:val="26"/>
-          <w:szCs w:val="26"/>
-        </w:rPr>
-        <w:t xml:space="preserve">phường </w:t>
-      </w:r>
-      <w:r>
-        <w:rPr>
-          <w:rFonts w:ascii="Times New Roman" w:hAnsi="Times New Roman" w:cs="Times New Roman"/>
-          <w:sz w:val="26"/>
-          <w:szCs w:val="26"/>
-        </w:rPr>
-        <w:t>Thuận Giao</w:t>
+        <w:t>Phường Tân Uyên</w:t>
       </w:r>
     </w:p>
     <w:p>
@@ -1341,7 +1317,7 @@
                 <w:sz w:val="28"/>
                 <w:szCs w:val="28"/>
               </w:rPr>
-              <w:t>Dân tộc: …………….    Quốc tịch:</w:t>
+              <w:t>Dân tộc: …………….    Quốc tị</w:t>
             </w:r>
             <w:r>
               <w:rPr>
@@ -1349,7 +1325,15 @@
                 <w:sz w:val="28"/>
                 <w:szCs w:val="28"/>
               </w:rPr>
-              <w:tab/>
+              <w:t xml:space="preserve">ch: </w:t>
+            </w:r>
+            <w:r>
+              <w:rPr>
+                <w:rFonts w:ascii="Times New Roman" w:eastAsia="Calibri" w:hAnsi="Times New Roman" w:cs="Times New Roman"/>
+                <w:sz w:val="28"/>
+                <w:szCs w:val="28"/>
+              </w:rPr>
+              <w:t>Trung Quốc</w:t>
             </w:r>
           </w:p>
           <w:p>
@@ -1404,6 +1388,14 @@
               </w:rPr>
               <w:t xml:space="preserve">): </w:t>
             </w:r>
+            <w:r>
+              <w:rPr>
+                <w:rFonts w:ascii="Times New Roman" w:eastAsia="Calibri" w:hAnsi="Times New Roman" w:cs="Times New Roman"/>
+                <w:sz w:val="28"/>
+                <w:szCs w:val="28"/>
+              </w:rPr>
+              <w:t>EJ1533179</w:t>
+            </w:r>
           </w:p>
           <w:p>
             <w:pPr>
@@ -1420,7 +1412,10 @@
                 <w:sz w:val="28"/>
                 <w:szCs w:val="28"/>
               </w:rPr>
-              <w:t>Ngày cấp: Nơi cấp:</w:t>
+              <w:t>Ngày cấp:</w:t>
+            </w:r>
+            <w:r>
+              <w:t xml:space="preserve"> </w:t>
             </w:r>
             <w:r>
               <w:rPr>
@@ -1428,7 +1423,39 @@
                 <w:sz w:val="28"/>
                 <w:szCs w:val="28"/>
               </w:rPr>
+              <w:t>26/03/2020</w:t>
+            </w:r>
+            <w:r>
+              <w:rPr>
+                <w:rFonts w:ascii="Times New Roman" w:eastAsia="Calibri" w:hAnsi="Times New Roman" w:cs="Times New Roman"/>
+                <w:sz w:val="28"/>
+                <w:szCs w:val="28"/>
+              </w:rPr>
+              <w:t>,</w:t>
+            </w:r>
+            <w:r>
+              <w:rPr>
+                <w:rFonts w:ascii="Times New Roman" w:eastAsia="Calibri" w:hAnsi="Times New Roman" w:cs="Times New Roman"/>
+                <w:sz w:val="28"/>
+                <w:szCs w:val="28"/>
+              </w:rPr>
+              <w:t xml:space="preserve"> Nơi cấp:</w:t>
+            </w:r>
+            <w:r>
+              <w:rPr>
+                <w:rFonts w:ascii="Times New Roman" w:eastAsia="Calibri" w:hAnsi="Times New Roman" w:cs="Times New Roman"/>
+                <w:sz w:val="28"/>
+                <w:szCs w:val="28"/>
+              </w:rPr>
               <w:tab/>
+            </w:r>
+            <w:r>
+              <w:rPr>
+                <w:rFonts w:ascii="Times New Roman" w:eastAsia="Calibri" w:hAnsi="Times New Roman" w:cs="Times New Roman"/>
+                <w:sz w:val="28"/>
+                <w:szCs w:val="28"/>
+              </w:rPr>
+              <w:t>Cục Quản lý Nhập cư Quốc gia, Cộng hòa Nhân dân Trung Hoa</w:t>
             </w:r>
           </w:p>
           <w:p>
@@ -1476,6 +1503,14 @@
               </w:rPr>
               <w:t xml:space="preserve">: Xã/Phường/Đặc khu: </w:t>
             </w:r>
+            <w:r>
+              <w:rPr>
+                <w:rFonts w:ascii="Times New Roman" w:eastAsia="Calibri" w:hAnsi="Times New Roman" w:cs="Times New Roman"/>
+                <w:sz w:val="28"/>
+                <w:szCs w:val="28"/>
+              </w:rPr>
+              <w:t>Tổ 2, làng Ngụy Gia Sơn , thị trấn Vạn An, huyện Ân Dương, thành phố Ba Trung</w:t>
+            </w:r>
           </w:p>
           <w:p>
             <w:pPr>
@@ -1495,6 +1530,14 @@
               </w:rPr>
               <w:t xml:space="preserve">Tỉnh/Thành phố trực thuộc trung ương: </w:t>
             </w:r>
+            <w:r>
+              <w:rPr>
+                <w:rFonts w:ascii="Times New Roman" w:eastAsia="Calibri" w:hAnsi="Times New Roman" w:cs="Times New Roman"/>
+                <w:sz w:val="28"/>
+                <w:szCs w:val="28"/>
+              </w:rPr>
+              <w:t>tỉnh Tứ Xuyên</w:t>
+            </w:r>
           </w:p>
           <w:p>
             <w:pPr>
@@ -1514,6 +1557,16 @@
               </w:rPr>
               <w:t xml:space="preserve">Quốc gia: </w:t>
             </w:r>
+            <w:r>
+              <w:rPr>
+                <w:rFonts w:ascii="Times New Roman" w:eastAsia="Calibri" w:hAnsi="Times New Roman" w:cs="Times New Roman"/>
+                <w:sz w:val="28"/>
+                <w:szCs w:val="28"/>
+              </w:rPr>
+              <w:t>Trung Quốc</w:t>
+            </w:r>
+            <w:bookmarkStart w:id="2" w:name="_GoBack"/>
+            <w:bookmarkEnd w:id="2"/>
           </w:p>
         </w:tc>
       </w:tr>
@@ -1660,8 +1713,6 @@
               </w:rPr>
               <w:t>CHỦ TỊCH CÔNG TY</w:t>
             </w:r>
-            <w:bookmarkStart w:id="2" w:name="_GoBack"/>
-            <w:bookmarkEnd w:id="2"/>
           </w:p>
           <w:p>
             <w:pPr>
@@ -1805,7 +1856,7 @@
           <w:sz w:val="28"/>
           <w:szCs w:val="28"/>
         </w:rPr>
-        <w:t>PHẠM THANH SƠN</w:t>
+        <w:t>LÊ THỊ BÍCH TIỀN</w:t>
       </w:r>
     </w:p>
     <w:sectPr>

--- a/CÔNG TY TNHH SẢN XUẤT LI XING/ThayDoiCSH_DDPL/HoSo2_ThayDoiDDPL_MauSo13.docx
+++ b/CÔNG TY TNHH SẢN XUẤT LI XING/ThayDoiCSH_DDPL/HoSo2_ThayDoiDDPL_MauSo13.docx
@@ -1013,6 +1013,17 @@
       <w:r>
         <w:rPr>
           <w:rFonts w:ascii="Times New Roman" w:eastAsia="Calibri" w:hAnsi="Times New Roman" w:cs="Times New Roman"/>
+          <w:spacing w:val="-8"/>
+          <w:sz w:val="28"/>
+          <w:szCs w:val="28"/>
+        </w:rPr>
+        <w:t xml:space="preserve">: </w:t>
+      </w:r>
+      <w:bookmarkStart w:id="2" w:name="_GoBack"/>
+      <w:bookmarkEnd w:id="2"/>
+      <w:r>
+        <w:rPr>
+          <w:rFonts w:ascii="Times New Roman" w:eastAsia="Calibri" w:hAnsi="Times New Roman" w:cs="Times New Roman"/>
           <w:sz w:val="28"/>
           <w:szCs w:val="28"/>
         </w:rPr>
@@ -1565,8 +1576,6 @@
               </w:rPr>
               <w:t>Trung Quốc</w:t>
             </w:r>
-            <w:bookmarkStart w:id="2" w:name="_GoBack"/>
-            <w:bookmarkEnd w:id="2"/>
           </w:p>
         </w:tc>
       </w:tr>
